--- a/tillsyn/A 18411-2023 tillsynsbegäran.docx
+++ b/tillsyn/A 18411-2023 tillsynsbegäran.docx
@@ -276,7 +276,7 @@
     <w:r>
       <w:tab/>
       <w:tab/>
-      <w:t>2026-06-18</w:t>
+      <w:t>2026-06-19</w:t>
       <w:br/>
       <w:br/>
     </w:r>

--- a/tillsyn/A 18411-2023 tillsynsbegäran.docx
+++ b/tillsyn/A 18411-2023 tillsynsbegäran.docx
@@ -276,7 +276,7 @@
     <w:r>
       <w:tab/>
       <w:tab/>
-      <w:t>2026-06-19</w:t>
+      <w:t>2026-06-20</w:t>
       <w:br/>
       <w:br/>
     </w:r>

--- a/tillsyn/A 18411-2023 tillsynsbegäran.docx
+++ b/tillsyn/A 18411-2023 tillsynsbegäran.docx
@@ -12,10 +12,7 @@
     </w:p>
     <w:p>
       <w:r>
-        <w:t>Detta dokument behandlar höga naturvärden i avverkningsanmälan A 18411-2023 i Torsby kommun som inkom 2023-04-26 och omfattar 5,9 ha.</w:t>
-      </w:r>
-      <w:r>
-        <w:t xml:space="preserve"> I Figur 1 visas fyndplatser för naturvårdsarter i området, som finns registrerade på Artportalen.</w:t>
+        <w:t>Denna tillsynsbegäran behandlar höga naturvärden i avverkningsanmälan A 18411-2023 i Torsby kommun som inkom 2023-04-26 och omfattar 5,9 ha.</w:t>
       </w:r>
     </w:p>
     <w:p>
@@ -63,7 +60,20 @@
         <w:spacing w:after="240"/>
       </w:pPr>
       <w:r>
-        <w:t>Figur 1. Fyndplatser för naturvårdsarter i avverkningsanmälan (röd linje). Inom parentes anges rödlistekategorier, S för signalarter, Tför typiska arter och fridlysningsparagrafer i artskyddsförordningen.Markörer utan svart kant är placerade på fyndplatsen. Markörer med svart kant är placerade vid sidan av fyndplatsen och har ett svart streck som visar fyndplatsens exakta position. Kartans mittpunktskoordinat är N 6690823, E 371691 i SWEREF 99 TM.</w:t>
+        <w:t>Figur 1. Fyndplatser för naturvårdsarter i avverkningsanmälan. Markörer utan svart kant är placerade på fyndplatsen. Markörer med svart kant är placerade vid sidan av fyndplatsen har ett svart streck som visar fyndplatsens exakta position. Kartans mittpunktskoordinat är N 6690823, E 371691 i SWEREF 99 TM.</w:t>
+      </w:r>
+    </w:p>
+    <w:p>
+      <w:r>
+        <w:t>I avverkningsanmälan finns fynd av 2 naturvårdsarter, varav 1 är rödlistad, 2 är typiska (T) och 1 är signalart (S): gullpudra (NT, T) och dvärghäxört (S, T). Se Figur 1.</w:t>
+      </w:r>
+    </w:p>
+    <w:p>
+      <w:pPr>
+        <w:pStyle w:val="Heading1"/>
+      </w:pPr>
+      <w:r>
+        <w:t>Tillsynsbegäran</w:t>
       </w:r>
     </w:p>
     <w:p>
@@ -77,46 +87,16 @@
       </w:r>
     </w:p>
     <w:p>
-      <w:r>
-        <w:t>Nedan beskrivs fynd av naturvårdsarter som gjorts i det avverkningsanmälda området.</w:t>
-      </w:r>
-    </w:p>
-    <w:p>
       <w:pPr>
         <w:pStyle w:val="Heading1"/>
       </w:pPr>
       <w:r>
-        <w:t>Naturvårdsarter</w:t>
+        <w:t>Naturvårdsarter och fridlysta arter</w:t>
       </w:r>
     </w:p>
     <w:p>
       <w:r>
-        <w:t>I avverkningsanmälan har följande 2 naturvårdsarter hittats: gullpudra (NT, T) och dvärghäxört (S, T). Av dessa är 1 rödlistade. För rödlistade arter har rödlistekategorin angivits inom parentes. Arter som är signalarter enligt Skogsstyrelsen har markerats med (S). Typiska arter inom Natura 2000 som är kopplade till skogsekosystem har markerats med (T).</w:t>
-      </w:r>
-    </w:p>
-    <w:p>
-      <w:r>
-        <w:t>De påträffade naturvårdsarterna är ett tydligt kvitto på att det rör sig om en skog med höga naturvärden.</w:t>
-      </w:r>
-    </w:p>
-    <w:p>
-      <w:r>
-        <w:rPr>
-          <w:b/>
-        </w:rPr>
-        <w:t xml:space="preserve">Dvärghäxört </w:t>
-      </w:r>
-      <w:r>
-        <w:t xml:space="preserve">är en bra signalart som indikerar skogar med rörligt markvatten, långvarig beskuggning, hög luftfuktighet och näringsrik mark. Arten är mycket känslig för skogsbruksåtgärder och många växtplatser har i sen tid utplånats genom slutavverkning eller dikning. I södra Sverige på lokaler med riklig förekomst av häxörter kan den rödlistade fjärilen häxörtsbrokmal (NT) eftersökas. Larven lever i en vitaktig fläckmina i blad på häxört. Minan är lätt att hitta och den bästa metoden att fastställa förekomst av häxörtsbrokmal är således att söka efter minorna. Dvärghäxört är typisk art för </w:t>
-      </w:r>
-      <w:r>
-        <w:rPr>
-          <w:i/>
-        </w:rPr>
-        <w:t>9080 Lövsumpskog</w:t>
-      </w:r>
-      <w:r>
-        <w:t xml:space="preserve"> (SLU Artdatabanken, 2024; Nitare &amp; Skogsstyrelsen, 2019).</w:t>
+        <w:t>Nedan följer beskrivningar av de naturvårdsarter och fridlysta arter som har sina livsmiljöer och växtplatser i den avverkningsanmälda skogen. De påträffade naturvårdsarterna är ett tydligt kvitto på att det rör sig om en skog med höga naturvärden.</w:t>
       </w:r>
     </w:p>
     <w:p>
@@ -146,6 +126,26 @@
       </w:r>
       <w:r>
         <w:t xml:space="preserve"> (SLU Artdatabanken, 2026).</w:t>
+      </w:r>
+    </w:p>
+    <w:p>
+      <w:r>
+        <w:rPr>
+          <w:b/>
+        </w:rPr>
+        <w:t xml:space="preserve">Dvärghäxört </w:t>
+      </w:r>
+      <w:r>
+        <w:t xml:space="preserve">är en bra signalart som indikerar skogar med rörligt markvatten, långvarig beskuggning, hög luftfuktighet och näringsrik mark. Arten är mycket känslig för skogsbruksåtgärder och många växtplatser har i sen tid utplånats genom slutavverkning eller dikning. I södra Sverige på lokaler med riklig förekomst av häxörter kan den rödlistade fjärilen häxörtsbrokmal (NT) eftersökas. Larven lever i en vitaktig fläckmina i blad på häxört. Minan är lätt att hitta och den bästa metoden att fastställa förekomst av häxörtsbrokmal är således att söka efter minorna. Dvärghäxört är typisk art för </w:t>
+      </w:r>
+      <w:r>
+        <w:rPr>
+          <w:i/>
+        </w:rPr>
+        <w:t>9080 Lövsumpskog</w:t>
+      </w:r>
+      <w:r>
+        <w:t xml:space="preserve"> (SLU Artdatabanken, 2024; Nitare &amp; Skogsstyrelsen, 2019).</w:t>
       </w:r>
     </w:p>
     <w:sectPr>
@@ -276,7 +276,7 @@
     <w:r>
       <w:tab/>
       <w:tab/>
-      <w:t>2026-06-20</w:t>
+      <w:t>2026-06-21</w:t>
       <w:br/>
       <w:br/>
     </w:r>

--- a/tillsyn/A 18411-2023 tillsynsbegäran.docx
+++ b/tillsyn/A 18411-2023 tillsynsbegäran.docx
@@ -276,7 +276,7 @@
     <w:r>
       <w:tab/>
       <w:tab/>
-      <w:t>2026-06-21</w:t>
+      <w:t>2026-06-22</w:t>
       <w:br/>
       <w:br/>
     </w:r>

--- a/tillsyn/A 18411-2023 tillsynsbegäran.docx
+++ b/tillsyn/A 18411-2023 tillsynsbegäran.docx
@@ -276,7 +276,7 @@
     <w:r>
       <w:tab/>
       <w:tab/>
-      <w:t>2026-06-22</w:t>
+      <w:t>2026-06-23</w:t>
       <w:br/>
       <w:br/>
     </w:r>

--- a/tillsyn/A 18411-2023 tillsynsbegäran.docx
+++ b/tillsyn/A 18411-2023 tillsynsbegäran.docx
@@ -276,7 +276,7 @@
     <w:r>
       <w:tab/>
       <w:tab/>
-      <w:t>2026-06-23</w:t>
+      <w:t>2026-06-24</w:t>
       <w:br/>
       <w:br/>
     </w:r>

--- a/tillsyn/A 18411-2023 tillsynsbegäran.docx
+++ b/tillsyn/A 18411-2023 tillsynsbegäran.docx
@@ -276,7 +276,7 @@
     <w:r>
       <w:tab/>
       <w:tab/>
-      <w:t>2026-06-24</w:t>
+      <w:t>2026-06-25</w:t>
       <w:br/>
       <w:br/>
     </w:r>

--- a/tillsyn/A 18411-2023 tillsynsbegäran.docx
+++ b/tillsyn/A 18411-2023 tillsynsbegäran.docx
@@ -276,7 +276,7 @@
     <w:r>
       <w:tab/>
       <w:tab/>
-      <w:t>2026-06-25</w:t>
+      <w:t>2026-06-26</w:t>
       <w:br/>
       <w:br/>
     </w:r>

--- a/tillsyn/A 18411-2023 tillsynsbegäran.docx
+++ b/tillsyn/A 18411-2023 tillsynsbegäran.docx
@@ -276,7 +276,7 @@
     <w:r>
       <w:tab/>
       <w:tab/>
-      <w:t>2026-06-26</w:t>
+      <w:t>2026-06-27</w:t>
       <w:br/>
       <w:br/>
     </w:r>

--- a/tillsyn/A 18411-2023 tillsynsbegäran.docx
+++ b/tillsyn/A 18411-2023 tillsynsbegäran.docx
@@ -276,7 +276,7 @@
     <w:r>
       <w:tab/>
       <w:tab/>
-      <w:t>2026-06-27</w:t>
+      <w:t>2026-06-28</w:t>
       <w:br/>
       <w:br/>
     </w:r>

--- a/tillsyn/A 18411-2023 tillsynsbegäran.docx
+++ b/tillsyn/A 18411-2023 tillsynsbegäran.docx
@@ -276,7 +276,7 @@
     <w:r>
       <w:tab/>
       <w:tab/>
-      <w:t>2026-06-28</w:t>
+      <w:t>2026-06-29</w:t>
       <w:br/>
       <w:br/>
     </w:r>

--- a/tillsyn/A 18411-2023 tillsynsbegäran.docx
+++ b/tillsyn/A 18411-2023 tillsynsbegäran.docx
@@ -276,7 +276,7 @@
     <w:r>
       <w:tab/>
       <w:tab/>
-      <w:t>2026-06-29</w:t>
+      <w:t>2026-06-30</w:t>
       <w:br/>
       <w:br/>
     </w:r>

--- a/tillsyn/A 18411-2023 tillsynsbegäran.docx
+++ b/tillsyn/A 18411-2023 tillsynsbegäran.docx
@@ -276,7 +276,7 @@
     <w:r>
       <w:tab/>
       <w:tab/>
-      <w:t>2026-06-30</w:t>
+      <w:t>2026-07-01</w:t>
       <w:br/>
       <w:br/>
     </w:r>

--- a/tillsyn/A 18411-2023 tillsynsbegäran.docx
+++ b/tillsyn/A 18411-2023 tillsynsbegäran.docx
@@ -276,7 +276,7 @@
     <w:r>
       <w:tab/>
       <w:tab/>
-      <w:t>2026-07-01</w:t>
+      <w:t>2026-07-02</w:t>
       <w:br/>
       <w:br/>
     </w:r>

--- a/tillsyn/A 18411-2023 tillsynsbegäran.docx
+++ b/tillsyn/A 18411-2023 tillsynsbegäran.docx
@@ -276,7 +276,7 @@
     <w:r>
       <w:tab/>
       <w:tab/>
-      <w:t>2026-07-13</w:t>
+      <w:t>2026-07-14</w:t>
       <w:br/>
       <w:br/>
     </w:r>

--- a/tillsyn/A 18411-2023 tillsynsbegäran.docx
+++ b/tillsyn/A 18411-2023 tillsynsbegäran.docx
@@ -276,7 +276,7 @@
     <w:r>
       <w:tab/>
       <w:tab/>
-      <w:t>2026-07-14</w:t>
+      <w:t>2026-07-15</w:t>
       <w:br/>
       <w:br/>
     </w:r>

--- a/tillsyn/A 18411-2023 tillsynsbegäran.docx
+++ b/tillsyn/A 18411-2023 tillsynsbegäran.docx
@@ -276,7 +276,7 @@
     <w:r>
       <w:tab/>
       <w:tab/>
-      <w:t>2026-07-15</w:t>
+      <w:t>2026-07-16</w:t>
       <w:br/>
       <w:br/>
     </w:r>

--- a/tillsyn/A 18411-2023 tillsynsbegäran.docx
+++ b/tillsyn/A 18411-2023 tillsynsbegäran.docx
@@ -276,7 +276,7 @@
     <w:r>
       <w:tab/>
       <w:tab/>
-      <w:t>2026-07-16</w:t>
+      <w:t>2026-07-17</w:t>
       <w:br/>
       <w:br/>
     </w:r>

--- a/tillsyn/A 18411-2023 tillsynsbegäran.docx
+++ b/tillsyn/A 18411-2023 tillsynsbegäran.docx
@@ -276,7 +276,7 @@
     <w:r>
       <w:tab/>
       <w:tab/>
-      <w:t>2026-07-17</w:t>
+      <w:t>2026-07-18</w:t>
       <w:br/>
       <w:br/>
     </w:r>

--- a/tillsyn/A 18411-2023 tillsynsbegäran.docx
+++ b/tillsyn/A 18411-2023 tillsynsbegäran.docx
@@ -276,7 +276,7 @@
     <w:r>
       <w:tab/>
       <w:tab/>
-      <w:t>2026-07-18</w:t>
+      <w:t>2026-07-19</w:t>
       <w:br/>
       <w:br/>
     </w:r>

--- a/tillsyn/A 18411-2023 tillsynsbegäran.docx
+++ b/tillsyn/A 18411-2023 tillsynsbegäran.docx
@@ -276,7 +276,7 @@
     <w:r>
       <w:tab/>
       <w:tab/>
-      <w:t>2026-07-19</w:t>
+      <w:t>2026-07-20</w:t>
       <w:br/>
       <w:br/>
     </w:r>

--- a/tillsyn/A 18411-2023 tillsynsbegäran.docx
+++ b/tillsyn/A 18411-2023 tillsynsbegäran.docx
@@ -276,7 +276,7 @@
     <w:r>
       <w:tab/>
       <w:tab/>
-      <w:t>2026-07-20</w:t>
+      <w:t>2026-07-21</w:t>
       <w:br/>
       <w:br/>
     </w:r>

--- a/tillsyn/A 18411-2023 tillsynsbegäran.docx
+++ b/tillsyn/A 18411-2023 tillsynsbegäran.docx
@@ -276,7 +276,7 @@
     <w:r>
       <w:tab/>
       <w:tab/>
-      <w:t>2026-07-21</w:t>
+      <w:t>2026-07-22</w:t>
       <w:br/>
       <w:br/>
     </w:r>

--- a/tillsyn/A 18411-2023 tillsynsbegäran.docx
+++ b/tillsyn/A 18411-2023 tillsynsbegäran.docx
@@ -276,7 +276,7 @@
     <w:r>
       <w:tab/>
       <w:tab/>
-      <w:t>2026-07-22</w:t>
+      <w:t>2026-07-23</w:t>
       <w:br/>
       <w:br/>
     </w:r>

--- a/tillsyn/A 18411-2023 tillsynsbegäran.docx
+++ b/tillsyn/A 18411-2023 tillsynsbegäran.docx
@@ -276,7 +276,7 @@
     <w:r>
       <w:tab/>
       <w:tab/>
-      <w:t>2026-07-23</w:t>
+      <w:t>2026-07-24</w:t>
       <w:br/>
       <w:br/>
     </w:r>

--- a/tillsyn/A 18411-2023 tillsynsbegäran.docx
+++ b/tillsyn/A 18411-2023 tillsynsbegäran.docx
@@ -276,7 +276,7 @@
     <w:r>
       <w:tab/>
       <w:tab/>
-      <w:t>2026-07-24</w:t>
+      <w:t>2026-07-25</w:t>
       <w:br/>
       <w:br/>
     </w:r>

--- a/tillsyn/A 18411-2023 tillsynsbegäran.docx
+++ b/tillsyn/A 18411-2023 tillsynsbegäran.docx
@@ -276,7 +276,7 @@
     <w:r>
       <w:tab/>
       <w:tab/>
-      <w:t>2026-07-25</w:t>
+      <w:t>2026-07-26</w:t>
       <w:br/>
       <w:br/>
     </w:r>

--- a/tillsyn/A 18411-2023 tillsynsbegäran.docx
+++ b/tillsyn/A 18411-2023 tillsynsbegäran.docx
@@ -276,7 +276,7 @@
     <w:r>
       <w:tab/>
       <w:tab/>
-      <w:t>2026-07-26</w:t>
+      <w:t>2026-07-27</w:t>
       <w:br/>
       <w:br/>
     </w:r>

--- a/tillsyn/A 18411-2023 tillsynsbegäran.docx
+++ b/tillsyn/A 18411-2023 tillsynsbegäran.docx
@@ -276,7 +276,7 @@
     <w:r>
       <w:tab/>
       <w:tab/>
-      <w:t>2026-07-27</w:t>
+      <w:t>2026-07-28</w:t>
       <w:br/>
       <w:br/>
     </w:r>

--- a/tillsyn/A 18411-2023 tillsynsbegäran.docx
+++ b/tillsyn/A 18411-2023 tillsynsbegäran.docx
@@ -276,7 +276,7 @@
     <w:r>
       <w:tab/>
       <w:tab/>
-      <w:t>2026-07-28</w:t>
+      <w:t>2026-07-29</w:t>
       <w:br/>
       <w:br/>
     </w:r>

--- a/tillsyn/A 18411-2023 tillsynsbegäran.docx
+++ b/tillsyn/A 18411-2023 tillsynsbegäran.docx
@@ -276,7 +276,7 @@
     <w:r>
       <w:tab/>
       <w:tab/>
-      <w:t>2026-07-29</w:t>
+      <w:t>2026-07-30</w:t>
       <w:br/>
       <w:br/>
     </w:r>

--- a/tillsyn/A 18411-2023 tillsynsbegäran.docx
+++ b/tillsyn/A 18411-2023 tillsynsbegäran.docx
@@ -276,7 +276,7 @@
     <w:r>
       <w:tab/>
       <w:tab/>
-      <w:t>2026-07-30</w:t>
+      <w:t>2026-07-31</w:t>
       <w:br/>
       <w:br/>
     </w:r>

--- a/tillsyn/A 18411-2023 tillsynsbegäran.docx
+++ b/tillsyn/A 18411-2023 tillsynsbegäran.docx
@@ -276,7 +276,7 @@
     <w:r>
       <w:tab/>
       <w:tab/>
-      <w:t>2026-07-31</w:t>
+      <w:t>2026-08-01</w:t>
       <w:br/>
       <w:br/>
     </w:r>

--- a/tillsyn/A 18411-2023 tillsynsbegäran.docx
+++ b/tillsyn/A 18411-2023 tillsynsbegäran.docx
@@ -276,7 +276,7 @@
     <w:r>
       <w:tab/>
       <w:tab/>
-      <w:t>2026-08-01</w:t>
+      <w:t>2026-08-02</w:t>
       <w:br/>
       <w:br/>
     </w:r>

--- a/tillsyn/A 18411-2023 tillsynsbegäran.docx
+++ b/tillsyn/A 18411-2023 tillsynsbegäran.docx
@@ -276,7 +276,7 @@
     <w:r>
       <w:tab/>
       <w:tab/>
-      <w:t>2026-08-02</w:t>
+      <w:t>2026-08-03</w:t>
       <w:br/>
       <w:br/>
     </w:r>

--- a/tillsyn/A 18411-2023 tillsynsbegäran.docx
+++ b/tillsyn/A 18411-2023 tillsynsbegäran.docx
@@ -276,7 +276,7 @@
     <w:r>
       <w:tab/>
       <w:tab/>
-      <w:t>2026-08-03</w:t>
+      <w:t>2026-08-05</w:t>
       <w:br/>
       <w:br/>
     </w:r>

--- a/tillsyn/A 18411-2023 tillsynsbegäran.docx
+++ b/tillsyn/A 18411-2023 tillsynsbegäran.docx
@@ -276,7 +276,7 @@
     <w:r>
       <w:tab/>
       <w:tab/>
-      <w:t>2026-08-05</w:t>
+      <w:t>2026-08-07</w:t>
       <w:br/>
       <w:br/>
     </w:r>

--- a/tillsyn/A 18411-2023 tillsynsbegäran.docx
+++ b/tillsyn/A 18411-2023 tillsynsbegäran.docx
@@ -276,7 +276,7 @@
     <w:r>
       <w:tab/>
       <w:tab/>
-      <w:t>2026-08-07</w:t>
+      <w:t>2026-08-08</w:t>
       <w:br/>
       <w:br/>
     </w:r>

--- a/tillsyn/A 18411-2023 tillsynsbegäran.docx
+++ b/tillsyn/A 18411-2023 tillsynsbegäran.docx
@@ -60,7 +60,7 @@
         <w:spacing w:after="240"/>
       </w:pPr>
       <w:r>
-        <w:t>Figur 1. Fyndplatser för naturvårdsarter i avverkningsanmälan. Markörer utan svart kant är placerade på fyndplatsen. Markörer med svart kant är placerade vid sidan av fyndplatsen har ett svart streck som visar fyndplatsens exakta position. Kartans mittpunktskoordinat är N 6690823, E 371691 i SWEREF 99 TM.</w:t>
+        <w:t>Figur 1. Fyndplatser för naturvårdsarter i avverkningsanmälan. Markörer utan svart kant är placerade på fyndplatsen. Markörer med svart kant är placerade vid sidan av fyndplatsen och har ett svart streck som visar fyndplatsens exakta position. Kartans mittpunktskoordinat är N 6690823, E 371691 i SWEREF 99 TM.</w:t>
       </w:r>
     </w:p>
     <w:p>
@@ -276,7 +276,7 @@
     <w:r>
       <w:tab/>
       <w:tab/>
-      <w:t>2026-08-14</w:t>
+      <w:t>2026-08-15</w:t>
       <w:br/>
       <w:br/>
     </w:r>

--- a/tillsyn/A 18411-2023 tillsynsbegäran.docx
+++ b/tillsyn/A 18411-2023 tillsynsbegäran.docx
@@ -276,7 +276,7 @@
     <w:r>
       <w:tab/>
       <w:tab/>
-      <w:t>2026-08-15</w:t>
+      <w:t>2026-08-16</w:t>
       <w:br/>
       <w:br/>
     </w:r>

--- a/tillsyn/A 18411-2023 tillsynsbegäran.docx
+++ b/tillsyn/A 18411-2023 tillsynsbegäran.docx
@@ -276,7 +276,7 @@
     <w:r>
       <w:tab/>
       <w:tab/>
-      <w:t>2026-08-16</w:t>
+      <w:t>2026-08-17</w:t>
       <w:br/>
       <w:br/>
     </w:r>

--- a/tillsyn/A 18411-2023 tillsynsbegäran.docx
+++ b/tillsyn/A 18411-2023 tillsynsbegäran.docx
@@ -276,7 +276,7 @@
     <w:r>
       <w:tab/>
       <w:tab/>
-      <w:t>2026-08-17</w:t>
+      <w:t>2026-08-18</w:t>
       <w:br/>
       <w:br/>
     </w:r>

--- a/tillsyn/A 18411-2023 tillsynsbegäran.docx
+++ b/tillsyn/A 18411-2023 tillsynsbegäran.docx
@@ -276,7 +276,7 @@
     <w:r>
       <w:tab/>
       <w:tab/>
-      <w:t>2026-08-18</w:t>
+      <w:t>2026-08-19</w:t>
       <w:br/>
       <w:br/>
     </w:r>

--- a/tillsyn/A 18411-2023 tillsynsbegäran.docx
+++ b/tillsyn/A 18411-2023 tillsynsbegäran.docx
@@ -276,7 +276,7 @@
     <w:r>
       <w:tab/>
       <w:tab/>
-      <w:t>2026-08-19</w:t>
+      <w:t>2026-08-20</w:t>
       <w:br/>
       <w:br/>
     </w:r>

--- a/tillsyn/A 18411-2023 tillsynsbegäran.docx
+++ b/tillsyn/A 18411-2023 tillsynsbegäran.docx
@@ -276,7 +276,7 @@
     <w:r>
       <w:tab/>
       <w:tab/>
-      <w:t>2026-08-20</w:t>
+      <w:t>2026-08-21</w:t>
       <w:br/>
       <w:br/>
     </w:r>

--- a/tillsyn/A 18411-2023 tillsynsbegäran.docx
+++ b/tillsyn/A 18411-2023 tillsynsbegäran.docx
@@ -276,7 +276,7 @@
     <w:r>
       <w:tab/>
       <w:tab/>
-      <w:t>2026-08-21</w:t>
+      <w:t>2026-08-22</w:t>
       <w:br/>
       <w:br/>
     </w:r>

--- a/tillsyn/A 18411-2023 tillsynsbegäran.docx
+++ b/tillsyn/A 18411-2023 tillsynsbegäran.docx
@@ -276,7 +276,7 @@
     <w:r>
       <w:tab/>
       <w:tab/>
-      <w:t>2026-08-22</w:t>
+      <w:t>2026-08-23</w:t>
       <w:br/>
       <w:br/>
     </w:r>

--- a/tillsyn/A 18411-2023 tillsynsbegäran.docx
+++ b/tillsyn/A 18411-2023 tillsynsbegäran.docx
@@ -276,7 +276,7 @@
     <w:r>
       <w:tab/>
       <w:tab/>
-      <w:t>2026-08-23</w:t>
+      <w:t>2026-08-24</w:t>
       <w:br/>
       <w:br/>
     </w:r>

--- a/tillsyn/A 18411-2023 tillsynsbegäran.docx
+++ b/tillsyn/A 18411-2023 tillsynsbegäran.docx
@@ -276,7 +276,7 @@
     <w:r>
       <w:tab/>
       <w:tab/>
-      <w:t>2026-08-24</w:t>
+      <w:t>2026-08-25</w:t>
       <w:br/>
       <w:br/>
     </w:r>

--- a/tillsyn/A 18411-2023 tillsynsbegäran.docx
+++ b/tillsyn/A 18411-2023 tillsynsbegäran.docx
@@ -276,7 +276,7 @@
     <w:r>
       <w:tab/>
       <w:tab/>
-      <w:t>2026-08-25</w:t>
+      <w:t>2026-08-26</w:t>
       <w:br/>
       <w:br/>
     </w:r>

--- a/tillsyn/A 18411-2023 tillsynsbegäran.docx
+++ b/tillsyn/A 18411-2023 tillsynsbegäran.docx
@@ -276,7 +276,7 @@
     <w:r>
       <w:tab/>
       <w:tab/>
-      <w:t>2026-08-26</w:t>
+      <w:t>2026-08-27</w:t>
       <w:br/>
       <w:br/>
     </w:r>

--- a/tillsyn/A 18411-2023 tillsynsbegäran.docx
+++ b/tillsyn/A 18411-2023 tillsynsbegäran.docx
@@ -276,7 +276,7 @@
     <w:r>
       <w:tab/>
       <w:tab/>
-      <w:t>2026-08-27</w:t>
+      <w:t>2026-08-28</w:t>
       <w:br/>
       <w:br/>
     </w:r>

--- a/tillsyn/A 18411-2023 tillsynsbegäran.docx
+++ b/tillsyn/A 18411-2023 tillsynsbegäran.docx
@@ -276,7 +276,7 @@
     <w:r>
       <w:tab/>
       <w:tab/>
-      <w:t>2026-08-28</w:t>
+      <w:t>2026-08-29</w:t>
       <w:br/>
       <w:br/>
     </w:r>

--- a/tillsyn/A 18411-2023 tillsynsbegäran.docx
+++ b/tillsyn/A 18411-2023 tillsynsbegäran.docx
@@ -276,7 +276,7 @@
     <w:r>
       <w:tab/>
       <w:tab/>
-      <w:t>2026-08-29</w:t>
+      <w:t>2026-08-31</w:t>
       <w:br/>
       <w:br/>
     </w:r>

--- a/tillsyn/A 18411-2023 tillsynsbegäran.docx
+++ b/tillsyn/A 18411-2023 tillsynsbegäran.docx
@@ -276,7 +276,7 @@
     <w:r>
       <w:tab/>
       <w:tab/>
-      <w:t>2026-08-31</w:t>
+      <w:t>2026-09-01</w:t>
       <w:br/>
       <w:br/>
     </w:r>

--- a/tillsyn/A 18411-2023 tillsynsbegäran.docx
+++ b/tillsyn/A 18411-2023 tillsynsbegäran.docx
@@ -276,7 +276,7 @@
     <w:r>
       <w:tab/>
       <w:tab/>
-      <w:t>2026-09-01</w:t>
+      <w:t>2026-09-02</w:t>
       <w:br/>
       <w:br/>
     </w:r>

--- a/tillsyn/A 18411-2023 tillsynsbegäran.docx
+++ b/tillsyn/A 18411-2023 tillsynsbegäran.docx
@@ -276,7 +276,7 @@
     <w:r>
       <w:tab/>
       <w:tab/>
-      <w:t>2026-09-02</w:t>
+      <w:t>2026-09-03</w:t>
       <w:br/>
       <w:br/>
     </w:r>

--- a/tillsyn/A 18411-2023 tillsynsbegäran.docx
+++ b/tillsyn/A 18411-2023 tillsynsbegäran.docx
@@ -276,7 +276,7 @@
     <w:r>
       <w:tab/>
       <w:tab/>
-      <w:t>2026-09-03</w:t>
+      <w:t>2026-09-04</w:t>
       <w:br/>
       <w:br/>
     </w:r>

--- a/tillsyn/A 18411-2023 tillsynsbegäran.docx
+++ b/tillsyn/A 18411-2023 tillsynsbegäran.docx
@@ -276,7 +276,7 @@
     <w:r>
       <w:tab/>
       <w:tab/>
-      <w:t>2026-09-04</w:t>
+      <w:t>2026-09-05</w:t>
       <w:br/>
       <w:br/>
     </w:r>
